--- a/template/pROPOSAL/Form. 302.3 Penilaian Proposal Penelitian Disertasi rev Aditya TEMPLATE.docx
+++ b/template/pROPOSAL/Form. 302.3 Penilaian Proposal Penelitian Disertasi rev Aditya TEMPLATE.docx
@@ -1012,7 +1012,7 @@
                 <w:szCs w:val="23"/>
                 <w:lang w:val="id-ID"/>
               </w:rPr>
-              <w:t xml:space="preserve"> ${rata_nilai}</w:t>
+              <w:t xml:space="preserve"> ${rata_nilai} (jumlah total dibagi 5)</w:t>
             </w:r>
             <w:r>
               <w:rPr>
